--- a/1150080145 11_cnpm2 BuiThiMyLinh OOD buoi4 .docx
+++ b/1150080145 11_cnpm2 BuiThiMyLinh OOD buoi4 .docx
@@ -1635,25 +1635,7 @@
           <w:sz w:val="25"/>
           <w:szCs w:val="25"/>
         </w:rPr>
-        <w:t xml:space="preserve">&lt;&lt;Tài khoản&gt;&gt;: </w:t>
-      </w:r>
-      <w:r>
-        <w:rPr>
-          <w:rFonts w:ascii="Times New Roman" w:eastAsia="Times New Roman" w:hAnsi="Times New Roman" w:cs="Times New Roman"/>
-          <w:color w:val="000000"/>
-          <w:sz w:val="25"/>
-          <w:szCs w:val="25"/>
-        </w:rPr>
-        <w:t>Thông tin đăng nhập (username, password) của độc giả hoặc thủ thư. Bắt buộc phải có để thực hiện chức năng đặt mua (với độc giả) và quản lý (với thủ thư)</w:t>
-      </w:r>
-      <w:r>
-        <w:rPr>
-          <w:rFonts w:ascii="Times New Roman" w:eastAsia="Times New Roman" w:hAnsi="Times New Roman" w:cs="Times New Roman"/>
-          <w:color w:val="000000"/>
-          <w:sz w:val="25"/>
-          <w:szCs w:val="25"/>
-        </w:rPr>
-        <w:t xml:space="preserve"> </w:t>
+        <w:t xml:space="preserve">&lt;&lt;Tài khoản&gt;&gt;: Thông tin đăng nhập (username, password) của độc giả hoặc thủ thư. Bắt buộc phải có để thực hiện chức năng đặt mua (với độc giả) và quản lý (với thủ thư) </w:t>
       </w:r>
     </w:p>
     <w:p>
@@ -2381,25 +2363,78 @@
           <w:right w:val="nil"/>
           <w:between w:val="nil"/>
         </w:pBdr>
-        <w:spacing w:before="46" w:line="240" w:lineRule="auto"/>
-        <w:jc w:val="center"/>
+        <w:spacing w:before="168" w:line="240" w:lineRule="auto"/>
+        <w:ind w:left="370"/>
         <w:rPr>
           <w:rFonts w:ascii="Times New Roman" w:eastAsia="Times New Roman" w:hAnsi="Times New Roman" w:cs="Times New Roman"/>
           <w:b/>
-          <w:color w:val="EE0000"/>
+          <w:bCs/>
+          <w:color w:val="000000"/>
           <w:sz w:val="25"/>
           <w:szCs w:val="25"/>
         </w:rPr>
       </w:pPr>
       <w:r>
         <w:rPr>
-          <w:rFonts w:ascii="Times New Roman" w:eastAsia="Times New Roman" w:hAnsi="Times New Roman" w:cs="Times New Roman"/>
+          <w:rFonts w:ascii="Arial Unicode MS" w:eastAsia="Arial Unicode MS" w:hAnsi="Arial Unicode MS" w:cs="Arial Unicode MS"/>
           <w:b/>
-          <w:color w:val="EE0000"/>
-          <w:sz w:val="25"/>
-          <w:szCs w:val="25"/>
-        </w:rPr>
-        <w:t>« Vẽ chính xác »</w:t>
+          <w:bCs/>
+          <w:noProof/>
+          <w:color w:val="000000"/>
+          <w:sz w:val="25"/>
+          <w:szCs w:val="25"/>
+        </w:rPr>
+        <w:lastRenderedPageBreak/>
+        <w:drawing>
+          <wp:inline distT="0" distB="0" distL="0" distR="0" wp14:anchorId="5D9B338B" wp14:editId="2413CE8F">
+            <wp:extent cx="5699760" cy="8267700"/>
+            <wp:effectExtent l="19050" t="19050" r="15240" b="19050"/>
+            <wp:docPr id="4" name="Picture 4"/>
+            <wp:cNvGraphicFramePr>
+              <a:graphicFrameLocks xmlns:a="http://schemas.openxmlformats.org/drawingml/2006/main" noChangeAspect="1"/>
+            </wp:cNvGraphicFramePr>
+            <a:graphic xmlns:a="http://schemas.openxmlformats.org/drawingml/2006/main">
+              <a:graphicData uri="http://schemas.openxmlformats.org/drawingml/2006/picture">
+                <pic:pic xmlns:pic="http://schemas.openxmlformats.org/drawingml/2006/picture">
+                  <pic:nvPicPr>
+                    <pic:cNvPr id="0" name="Picture 1"/>
+                    <pic:cNvPicPr>
+                      <a:picLocks noChangeAspect="1" noChangeArrowheads="1"/>
+                    </pic:cNvPicPr>
+                  </pic:nvPicPr>
+                  <pic:blipFill>
+                    <a:blip r:embed="rId5">
+                      <a:extLst>
+                        <a:ext uri="{28A0092B-C50C-407E-A947-70E740481C1C}">
+                          <a14:useLocalDpi xmlns:a14="http://schemas.microsoft.com/office/drawing/2010/main" val="0"/>
+                        </a:ext>
+                      </a:extLst>
+                    </a:blip>
+                    <a:srcRect/>
+                    <a:stretch>
+                      <a:fillRect/>
+                    </a:stretch>
+                  </pic:blipFill>
+                  <pic:spPr bwMode="auto">
+                    <a:xfrm>
+                      <a:off x="0" y="0"/>
+                      <a:ext cx="5699760" cy="8267700"/>
+                    </a:xfrm>
+                    <a:prstGeom prst="rect">
+                      <a:avLst/>
+                    </a:prstGeom>
+                    <a:noFill/>
+                    <a:ln>
+                      <a:solidFill>
+                        <a:schemeClr val="tx1"/>
+                      </a:solidFill>
+                    </a:ln>
+                  </pic:spPr>
+                </pic:pic>
+              </a:graphicData>
+            </a:graphic>
+          </wp:inline>
+        </w:drawing>
       </w:r>
     </w:p>
     <w:p>
@@ -2432,6 +2467,7 @@
           <w:sz w:val="25"/>
           <w:szCs w:val="25"/>
         </w:rPr>
+        <w:lastRenderedPageBreak/>
         <w:t xml:space="preserve">− </w:t>
       </w:r>
       <w:r>
@@ -2538,7 +2574,7 @@
                     <pic:cNvPicPr preferRelativeResize="0"/>
                   </pic:nvPicPr>
                   <pic:blipFill>
-                    <a:blip r:embed="rId5"/>
+                    <a:blip r:embed="rId6"/>
                     <a:srcRect/>
                     <a:stretch>
                       <a:fillRect/>
@@ -2627,7 +2663,6 @@
                 <w:szCs w:val="25"/>
                 <w:shd w:val="clear" w:color="auto" w:fill="FFE599"/>
               </w:rPr>
-              <w:lastRenderedPageBreak/>
               <w:t>Mẫu đặc tả use case</w:t>
             </w:r>
           </w:p>
@@ -3416,6 +3451,7 @@
                 <w:sz w:val="25"/>
                 <w:szCs w:val="25"/>
               </w:rPr>
+              <w:lastRenderedPageBreak/>
               <w:t xml:space="preserve">4.2 Người dùng chọn lại chức năng tìm  kiếm để tìm tài liệu khác, lặp lại  bước 1 đến 4 </w:t>
             </w:r>
           </w:p>
@@ -3822,7 +3858,6 @@
                 <w:sz w:val="25"/>
                 <w:szCs w:val="25"/>
               </w:rPr>
-              <w:lastRenderedPageBreak/>
               <w:t xml:space="preserve">Tiền điều kiện (Precondition): </w:t>
             </w:r>
             <w:r>
@@ -4511,6 +4546,7 @@
                 <w:sz w:val="25"/>
                 <w:szCs w:val="25"/>
               </w:rPr>
+              <w:lastRenderedPageBreak/>
               <w:t xml:space="preserve">Tên use case: </w:t>
             </w:r>
             <w:r>
@@ -5047,7 +5083,6 @@
                 <w:szCs w:val="25"/>
                 <w:shd w:val="clear" w:color="auto" w:fill="DEEBF6"/>
               </w:rPr>
-              <w:lastRenderedPageBreak/>
               <w:t>Luồng sự kiện thay thế (Alternate flow)</w:t>
             </w:r>
           </w:p>
@@ -5819,6 +5854,7 @@
                 <w:sz w:val="25"/>
                 <w:szCs w:val="25"/>
               </w:rPr>
+              <w:lastRenderedPageBreak/>
               <w:t xml:space="preserve">1. </w:t>
             </w:r>
             <w:r>
@@ -6359,16 +6395,7 @@
                 <w:sz w:val="25"/>
                 <w:szCs w:val="25"/>
               </w:rPr>
-              <w:t>và gợi ý thử lại.</w:t>
-            </w:r>
-            <w:r>
-              <w:rPr>
-                <w:rFonts w:ascii="Times New Roman" w:eastAsia="Times New Roman" w:hAnsi="Times New Roman" w:cs="Times New Roman"/>
-                <w:color w:val="000000"/>
-                <w:sz w:val="25"/>
-                <w:szCs w:val="25"/>
-              </w:rPr>
-              <w:t xml:space="preserve"> </w:t>
+              <w:t xml:space="preserve">và gợi ý thử lại. </w:t>
             </w:r>
           </w:p>
         </w:tc>
@@ -6537,7 +6564,6 @@
                 <w:sz w:val="25"/>
                 <w:szCs w:val="25"/>
               </w:rPr>
-              <w:lastRenderedPageBreak/>
               <w:t xml:space="preserve">Tên use case: </w:t>
             </w:r>
             <w:r>
@@ -7281,6 +7307,7 @@
                 <w:sz w:val="25"/>
                 <w:szCs w:val="25"/>
               </w:rPr>
+              <w:lastRenderedPageBreak/>
               <w:t>4a. Mã thẻ không hợp lệ / hết hạn</w:t>
             </w:r>
           </w:p>
@@ -8076,7 +8103,6 @@
                 <w:szCs w:val="25"/>
                 <w:shd w:val="clear" w:color="auto" w:fill="DEEBF6"/>
               </w:rPr>
-              <w:lastRenderedPageBreak/>
               <w:t>Luồng sự kiện chính (Basic flow)</w:t>
             </w:r>
           </w:p>
@@ -8896,6 +8922,7 @@
                 <w:sz w:val="25"/>
                 <w:szCs w:val="25"/>
               </w:rPr>
+              <w:lastRenderedPageBreak/>
               <w:t xml:space="preserve">Actor: </w:t>
             </w:r>
             <w:r>
@@ -9656,7 +9683,6 @@
                 <w:sz w:val="25"/>
                 <w:szCs w:val="25"/>
               </w:rPr>
-              <w:lastRenderedPageBreak/>
               <w:t>4a. Sai thông tin</w:t>
             </w:r>
           </w:p>
@@ -10375,6 +10401,7 @@
                 <w:sz w:val="25"/>
                 <w:szCs w:val="25"/>
               </w:rPr>
+              <w:lastRenderedPageBreak/>
               <w:t xml:space="preserve">Actor </w:t>
             </w:r>
           </w:p>
@@ -11050,7 +11077,6 @@
                 <w:sz w:val="25"/>
                 <w:szCs w:val="25"/>
               </w:rPr>
-              <w:lastRenderedPageBreak/>
               <w:t>UC101</w:t>
             </w:r>
           </w:p>
@@ -11856,6 +11882,7 @@
                 <w:sz w:val="25"/>
                 <w:szCs w:val="25"/>
               </w:rPr>
+              <w:lastRenderedPageBreak/>
               <w:t xml:space="preserve">3a. Dữ liệu không nhất quán (sách đã trả…) </w:t>
             </w:r>
           </w:p>
@@ -12513,7 +12540,6 @@
                 <w:sz w:val="25"/>
                 <w:szCs w:val="25"/>
               </w:rPr>
-              <w:lastRenderedPageBreak/>
               <w:t xml:space="preserve">Actor </w:t>
             </w:r>
           </w:p>
@@ -13210,6 +13236,7 @@
                 <w:sz w:val="25"/>
                 <w:szCs w:val="25"/>
               </w:rPr>
+              <w:lastRenderedPageBreak/>
               <w:t xml:space="preserve">Tiền điều kiện (Precondition): </w:t>
             </w:r>
             <w:r>
@@ -13778,7 +13805,6 @@
                 <w:sz w:val="25"/>
                 <w:szCs w:val="25"/>
               </w:rPr>
-              <w:lastRenderedPageBreak/>
               <w:t xml:space="preserve">3a. Thiếu/không hợp lệ dữ liệu </w:t>
             </w:r>
           </w:p>
@@ -14682,6 +14708,7 @@
                 <w:sz w:val="25"/>
                 <w:szCs w:val="25"/>
               </w:rPr>
+              <w:lastRenderedPageBreak/>
               <w:t xml:space="preserve">1. </w:t>
             </w:r>
             <w:r>
@@ -15151,7 +15178,6 @@
           <w:sz w:val="25"/>
           <w:szCs w:val="25"/>
         </w:rPr>
-        <w:lastRenderedPageBreak/>
         <w:t>UC201 - Gửi email nhắc nhở trả sách</w:t>
       </w:r>
     </w:p>
@@ -16109,7 +16135,6 @@
           <w:sz w:val="25"/>
           <w:szCs w:val="25"/>
         </w:rPr>
-        <w:lastRenderedPageBreak/>
         <w:drawing>
           <wp:inline distT="19050" distB="19050" distL="19050" distR="19050" wp14:anchorId="1948950E" wp14:editId="108AE9D2">
             <wp:extent cx="4175125" cy="5533772"/>
@@ -16124,7 +16149,7 @@
                     <pic:cNvPicPr preferRelativeResize="0"/>
                   </pic:nvPicPr>
                   <pic:blipFill>
-                    <a:blip r:embed="rId6"/>
+                    <a:blip r:embed="rId7"/>
                     <a:srcRect/>
                     <a:stretch>
                       <a:fillRect/>
@@ -16252,7 +16277,7 @@
                     </pic:cNvPicPr>
                   </pic:nvPicPr>
                   <pic:blipFill>
-                    <a:blip r:embed="rId7">
+                    <a:blip r:embed="rId8">
                       <a:extLst>
                         <a:ext uri="{28A0092B-C50C-407E-A947-70E740481C1C}">
                           <a14:useLocalDpi xmlns:a14="http://schemas.microsoft.com/office/drawing/2010/main" val="0"/>
@@ -16786,7 +16811,7 @@
                     </pic:cNvPicPr>
                   </pic:nvPicPr>
                   <pic:blipFill>
-                    <a:blip r:embed="rId8">
+                    <a:blip r:embed="rId9">
                       <a:extLst>
                         <a:ext uri="{28A0092B-C50C-407E-A947-70E740481C1C}">
                           <a14:useLocalDpi xmlns:a14="http://schemas.microsoft.com/office/drawing/2010/main" val="0"/>
@@ -19707,6 +19732,7 @@
   <w:style w:type="character" w:default="1" w:styleId="DefaultParagraphFont">
     <w:name w:val="Default Paragraph Font"/>
     <w:uiPriority w:val="1"/>
+    <w:semiHidden/>
     <w:unhideWhenUsed/>
   </w:style>
   <w:style w:type="table" w:default="1" w:styleId="TableNormal">
